--- a/docs/Next_Owner_Market_Operating_Rules.docx
+++ b/docs/Next_Owner_Market_Operating_Rules.docx
@@ -20,49 +20,7 @@
           <w:iCs/>
           <w:i/>
         </w:rPr>
-        <w:t xml:space="preserve">The rules Claude follows on every Next Owner Market chat (and every project). They’re saved in three places so nothing gets lost: the shayne-operating-rules skill on your Claude account, CLAUDE.md in the code, and Operating_Rules in the</w:t>
-      </w:r>
-      <w:r>
-        <w:rPr>
-          <w:iCs/>
-          <w:i/>
-        </w:rPr>
-        <w:t xml:space="preserve"> </w:t>
-      </w:r>
-      <w:r>
-        <w:rPr>
-          <w:iCs/>
-          <w:i/>
-        </w:rPr>
-        <w:t xml:space="preserve">“</w:t>
-      </w:r>
-      <w:r>
-        <w:rPr>
-          <w:iCs/>
-          <w:i/>
-        </w:rPr>
-        <w:t xml:space="preserve">Warehouse items</w:t>
-      </w:r>
-      <w:r>
-        <w:rPr>
-          <w:iCs/>
-          <w:i/>
-        </w:rPr>
-        <w:t xml:space="preserve">”</w:t>
-      </w:r>
-      <w:r>
-        <w:rPr>
-          <w:iCs/>
-          <w:i/>
-        </w:rPr>
-        <w:t xml:space="preserve"> </w:t>
-      </w:r>
-      <w:r>
-        <w:rPr>
-          <w:iCs/>
-          <w:i/>
-        </w:rPr>
-        <w:t xml:space="preserve">project.</w:t>
+        <w:t xml:space="preserve">The rules Claude follows on every Next Owner Market chat (and every project). They're saved in three places so nothing gets lost: the shayne-operating-rules skill on your Claude account, CLAUDE.md in the code, and Operating_Rules in the "Warehouse items" project.</w:t>
       </w:r>
     </w:p>
     <w:p>
@@ -84,7 +42,7 @@
         <w:t xml:space="preserve"> </w:t>
       </w:r>
       <w:r>
-        <w:t xml:space="preserve">If a change can be made from Claude’s side (code, database, hosting, web addresses, settings), Claude makes it. It sends you into a dashboard only when there is no other way. Then it says so in one line and gives exact copy-paste values and exact taps.</w:t>
+        <w:t xml:space="preserve">If a change can be made from Claude's side (code, database, hosting, web addresses, settings), Claude makes it. It sends you into a dashboard only when there is no other way. Then it says so in one line and gives exact copy-paste values and exact taps.</w:t>
       </w:r>
     </w:p>
     <w:p>
@@ -106,25 +64,7 @@
         <w:t xml:space="preserve"> </w:t>
       </w:r>
       <w:r>
-        <w:t xml:space="preserve">or</w:t>
-      </w:r>
-      <w:r>
-        <w:t xml:space="preserve"> </w:t>
-      </w:r>
-      <w:r>
-        <w:t xml:space="preserve">“</w:t>
-      </w:r>
-      <w:r>
-        <w:t xml:space="preserve">go view</w:t>
-      </w:r>
-      <w:r>
-        <w:t xml:space="preserve">”</w:t>
-      </w:r>
-      <w:r>
-        <w:t xml:space="preserve"> </w:t>
-      </w:r>
-      <w:r>
-        <w:t xml:space="preserve">anything Claude can reach. Claude searches the web, reads the help page, checks the database and reads the code, then gives you the answer and the exact steps. It only sends you somewhere when that’s truly out of its reach (your logins, your phone screen, a payment), and says so first.</w:t>
+        <w:t xml:space="preserve">or "go view" anything Claude can reach. Claude searches the web, reads the help page, checks the database and reads the code, then gives you the answer and the exact steps. It only sends you somewhere when that's truly out of its reach (your logins, your phone screen, a payment), and says so first.</w:t>
       </w:r>
     </w:p>
     <w:p>
@@ -146,7 +86,7 @@
         <w:t xml:space="preserve"> </w:t>
       </w:r>
       <w:r>
-        <w:t xml:space="preserve">in apps Claude can’t see. Look up the official steps first and quote them. Ask whether you’re on your phone or your computer when the steps differ.</w:t>
+        <w:t xml:space="preserve">in apps Claude can't see. Look up the official steps first and quote them. Ask whether you're on your phone or your computer when the steps differ.</w:t>
       </w:r>
     </w:p>
     <w:p>
@@ -168,7 +108,7 @@
         <w:t xml:space="preserve"> </w:t>
       </w:r>
       <w:r>
-        <w:t xml:space="preserve">Never Google Drive, never links, never markdown only. A copy also goes in the project’s docs folder.</w:t>
+        <w:t xml:space="preserve">Never Google Drive, never links, never markdown only. A copy also goes in the project's docs folder.</w:t>
       </w:r>
     </w:p>
     <w:p>
@@ -234,7 +174,7 @@
         <w:t xml:space="preserve"> </w:t>
       </w:r>
       <w:r>
-        <w:t xml:space="preserve">pick from the phone’s gallery first, camera second. Every pricing tool has both buttons.</w:t>
+        <w:t xml:space="preserve">pick from the phone's gallery first, camera second. Every pricing tool has both buttons.</w:t>
       </w:r>
     </w:p>
     <w:p>
@@ -278,7 +218,7 @@
         <w:t xml:space="preserve"> </w:t>
       </w:r>
       <w:r>
-        <w:t xml:space="preserve">Ask for a screenshot if needed, and fix the layout so it can’t be misread.</w:t>
+        <w:t xml:space="preserve">Ask for a screenshot if needed, and fix the layout so it can't be misread.</w:t>
       </w:r>
     </w:p>
     <w:p>
@@ -316,39 +256,13 @@
           <w:bCs/>
           <w:b/>
         </w:rPr>
-        <w:t xml:space="preserve">“</w:t>
-      </w:r>
-      <w:r>
-        <w:rPr>
-          <w:bCs/>
-          <w:b/>
-        </w:rPr>
-        <w:t xml:space="preserve">What do you think?</w:t>
-      </w:r>
-      <w:r>
-        <w:rPr>
-          <w:bCs/>
-          <w:b/>
-        </w:rPr>
-        <w:t xml:space="preserve">”</w:t>
+        <w:t xml:space="preserve">"What do you think?"</w:t>
       </w:r>
       <w:r>
         <w:t xml:space="preserve"> </w:t>
       </w:r>
       <w:r>
-        <w:t xml:space="preserve">gets an opinion with reasons, then Claude waits for your go, unless you already said</w:t>
-      </w:r>
-      <w:r>
-        <w:t xml:space="preserve"> </w:t>
-      </w:r>
-      <w:r>
-        <w:t xml:space="preserve">“</w:t>
-      </w:r>
-      <w:r>
-        <w:t xml:space="preserve">do it all.</w:t>
-      </w:r>
-      <w:r>
-        <w:t xml:space="preserve">”</w:t>
+        <w:t xml:space="preserve">gets an opinion with reasons, then Claude waits for your go, unless you already said "do it all."</w:t>
       </w:r>
     </w:p>
     <w:p>
@@ -480,19 +394,7 @@
         <w:t xml:space="preserve"> </w:t>
       </w:r>
       <w:r>
-        <w:t xml:space="preserve">In all marketing:</w:t>
-      </w:r>
-      <w:r>
-        <w:t xml:space="preserve"> </w:t>
-      </w:r>
-      <w:r>
-        <w:t xml:space="preserve">“</w:t>
-      </w:r>
-      <w:r>
-        <w:t xml:space="preserve">the AI writes your listings for nine sites; listing in our store is free.</w:t>
-      </w:r>
-      <w:r>
-        <w:t xml:space="preserve">”</w:t>
+        <w:t xml:space="preserve">In all marketing: "the AI writes your listings for nine sites; listing in our store is free."</w:t>
       </w:r>
     </w:p>
     <w:p>
@@ -514,7 +416,7 @@
         <w:t xml:space="preserve"> </w:t>
       </w:r>
       <w:r>
-        <w:t xml:space="preserve">Whatever can’t be automated goes on the Operations page or your 📝 To-do list, with exact steps.</w:t>
+        <w:t xml:space="preserve">Whatever can't be automated goes on the Operations page or your 📝 To-do list, with exact steps.</w:t>
       </w:r>
     </w:p>
     <w:p>
@@ -626,7 +528,7 @@
         <w:t xml:space="preserve"> </w:t>
       </w:r>
       <w:r>
-        <w:t xml:space="preserve">every conversation, word for word, for the book.</w:t>
+        <w:t xml:space="preserve">every conversation, both sides word for word (your messages and Claude's replies). It includes the arguments, the cussing, the corrections, the compliments and the back-and-forth, because how you and AI work together is the heart of the book. It runs from the first warehouse chats (Prologue, September 7–29), through day one (September 29), to now. Nothing is summarized in place of the real words.</w:t>
       </w:r>
     </w:p>
     <w:p>
@@ -672,6 +574,18 @@
         <w:pStyle w:val="Compact"/>
       </w:pPr>
       <w:r>
+        <w:t xml:space="preserve">Anything you say about AI, the journey or why you do this goes into the Mission Statement, with Claude's reply.</w:t>
+      </w:r>
+    </w:p>
+    <w:p>
+      <w:pPr>
+        <w:numPr>
+          <w:ilvl w:val="1"/>
+          <w:numId w:val="1004"/>
+        </w:numPr>
+        <w:pStyle w:val="Compact"/>
+      </w:pPr>
+      <w:r>
         <w:t xml:space="preserve">The User Guide, White Paper, Complete Guide and Presentation Walkthrough stay current.</w:t>
       </w:r>
     </w:p>
@@ -690,37 +604,7 @@
         <w:t xml:space="preserve"> </w:t>
       </w:r>
       <w:r>
-        <w:t xml:space="preserve">one 25,000 sq ft warehouse with over 300 pallets. Never</w:t>
-      </w:r>
-      <w:r>
-        <w:t xml:space="preserve"> </w:t>
-      </w:r>
-      <w:r>
-        <w:t xml:space="preserve">“</w:t>
-      </w:r>
-      <w:r>
-        <w:t xml:space="preserve">three warehouses</w:t>
-      </w:r>
-      <w:r>
-        <w:t xml:space="preserve">”</w:t>
-      </w:r>
-      <w:r>
-        <w:t xml:space="preserve"> </w:t>
-      </w:r>
-      <w:r>
-        <w:t xml:space="preserve">or</w:t>
-      </w:r>
-      <w:r>
-        <w:t xml:space="preserve"> </w:t>
-      </w:r>
-      <w:r>
-        <w:t xml:space="preserve">“</w:t>
-      </w:r>
-      <w:r>
-        <w:t xml:space="preserve">400 pallets.</w:t>
-      </w:r>
-      <w:r>
-        <w:t xml:space="preserve">”</w:t>
+        <w:t xml:space="preserve">one 25,000 sq ft warehouse with over 300 pallets. Never "three warehouses" or "400 pallets."</w:t>
       </w:r>
     </w:p>
     <w:bookmarkEnd w:id="20"/>

--- a/docs/Next_Owner_Market_Operating_Rules.docx
+++ b/docs/Next_Owner_Market_Operating_Rules.docx
@@ -20,7 +20,49 @@
           <w:iCs/>
           <w:i/>
         </w:rPr>
-        <w:t xml:space="preserve">The rules Claude follows on every Next Owner Market chat (and every project). They're saved in three places so nothing gets lost: the shayne-operating-rules skill on your Claude account, CLAUDE.md in the code, and Operating_Rules in the "Warehouse items" project.</w:t>
+        <w:t xml:space="preserve">The rules Claude follows on every Next Owner Market chat (and every project). They’re saved in three places so nothing gets lost: the shayne-operating-rules skill on your Claude account, CLAUDE.md in the code, and Operating_Rules in the</w:t>
+      </w:r>
+      <w:r>
+        <w:rPr>
+          <w:iCs/>
+          <w:i/>
+        </w:rPr>
+        <w:t xml:space="preserve"> </w:t>
+      </w:r>
+      <w:r>
+        <w:rPr>
+          <w:iCs/>
+          <w:i/>
+        </w:rPr>
+        <w:t xml:space="preserve">“</w:t>
+      </w:r>
+      <w:r>
+        <w:rPr>
+          <w:iCs/>
+          <w:i/>
+        </w:rPr>
+        <w:t xml:space="preserve">Warehouse items</w:t>
+      </w:r>
+      <w:r>
+        <w:rPr>
+          <w:iCs/>
+          <w:i/>
+        </w:rPr>
+        <w:t xml:space="preserve">”</w:t>
+      </w:r>
+      <w:r>
+        <w:rPr>
+          <w:iCs/>
+          <w:i/>
+        </w:rPr>
+        <w:t xml:space="preserve"> </w:t>
+      </w:r>
+      <w:r>
+        <w:rPr>
+          <w:iCs/>
+          <w:i/>
+        </w:rPr>
+        <w:t xml:space="preserve">project.</w:t>
       </w:r>
     </w:p>
     <w:p>
@@ -42,7 +84,7 @@
         <w:t xml:space="preserve"> </w:t>
       </w:r>
       <w:r>
-        <w:t xml:space="preserve">If a change can be made from Claude's side (code, database, hosting, web addresses, settings), Claude makes it. It sends you into a dashboard only when there is no other way. Then it says so in one line and gives exact copy-paste values and exact taps.</w:t>
+        <w:t xml:space="preserve">If a change can be made from Claude’s side (code, database, hosting, web addresses, settings), Claude makes it. It sends you into a dashboard only when there is no other way. Then it says so in one line and gives exact copy-paste values and exact taps.</w:t>
       </w:r>
     </w:p>
     <w:p>
@@ -64,7 +106,25 @@
         <w:t xml:space="preserve"> </w:t>
       </w:r>
       <w:r>
-        <w:t xml:space="preserve">or "go view" anything Claude can reach. Claude searches the web, reads the help page, checks the database and reads the code, then gives you the answer and the exact steps. It only sends you somewhere when that's truly out of its reach (your logins, your phone screen, a payment), and says so first.</w:t>
+        <w:t xml:space="preserve">or</w:t>
+      </w:r>
+      <w:r>
+        <w:t xml:space="preserve"> </w:t>
+      </w:r>
+      <w:r>
+        <w:t xml:space="preserve">“</w:t>
+      </w:r>
+      <w:r>
+        <w:t xml:space="preserve">go view</w:t>
+      </w:r>
+      <w:r>
+        <w:t xml:space="preserve">”</w:t>
+      </w:r>
+      <w:r>
+        <w:t xml:space="preserve"> </w:t>
+      </w:r>
+      <w:r>
+        <w:t xml:space="preserve">anything Claude can reach. Claude searches the web, reads the help page, checks the database and reads the code, then gives you the answer and the exact steps. It only sends you somewhere when that’s truly out of its reach (your logins, your phone screen, a payment), and says so first.</w:t>
       </w:r>
     </w:p>
     <w:p>
@@ -86,7 +146,7 @@
         <w:t xml:space="preserve"> </w:t>
       </w:r>
       <w:r>
-        <w:t xml:space="preserve">in apps Claude can't see. Look up the official steps first and quote them. Ask whether you're on your phone or your computer when the steps differ.</w:t>
+        <w:t xml:space="preserve">in apps Claude can’t see. Look up the official steps first and quote them. Ask whether you’re on your phone or your computer when the steps differ.</w:t>
       </w:r>
     </w:p>
     <w:p>
@@ -108,7 +168,7 @@
         <w:t xml:space="preserve"> </w:t>
       </w:r>
       <w:r>
-        <w:t xml:space="preserve">Never Google Drive, never links, never markdown only. A copy also goes in the project's docs folder.</w:t>
+        <w:t xml:space="preserve">Never Google Drive, never links, never markdown only. A copy also goes in the project’s docs folder.</w:t>
       </w:r>
     </w:p>
     <w:p>
@@ -174,7 +234,7 @@
         <w:t xml:space="preserve"> </w:t>
       </w:r>
       <w:r>
-        <w:t xml:space="preserve">pick from the phone's gallery first, camera second. Every pricing tool has both buttons.</w:t>
+        <w:t xml:space="preserve">pick from the phone’s gallery first, camera second. Every pricing tool has both buttons.</w:t>
       </w:r>
     </w:p>
     <w:p>
@@ -218,7 +278,7 @@
         <w:t xml:space="preserve"> </w:t>
       </w:r>
       <w:r>
-        <w:t xml:space="preserve">Ask for a screenshot if needed, and fix the layout so it can't be misread.</w:t>
+        <w:t xml:space="preserve">Ask for a screenshot if needed, and fix the layout so it can’t be misread.</w:t>
       </w:r>
     </w:p>
     <w:p>
@@ -256,13 +316,39 @@
           <w:bCs/>
           <w:b/>
         </w:rPr>
-        <w:t xml:space="preserve">"What do you think?"</w:t>
-      </w:r>
-      <w:r>
-        <w:t xml:space="preserve"> </w:t>
-      </w:r>
-      <w:r>
-        <w:t xml:space="preserve">gets an opinion with reasons, then Claude waits for your go, unless you already said "do it all."</w:t>
+        <w:t xml:space="preserve">“</w:t>
+      </w:r>
+      <w:r>
+        <w:rPr>
+          <w:bCs/>
+          <w:b/>
+        </w:rPr>
+        <w:t xml:space="preserve">What do you think?</w:t>
+      </w:r>
+      <w:r>
+        <w:rPr>
+          <w:bCs/>
+          <w:b/>
+        </w:rPr>
+        <w:t xml:space="preserve">”</w:t>
+      </w:r>
+      <w:r>
+        <w:t xml:space="preserve"> </w:t>
+      </w:r>
+      <w:r>
+        <w:t xml:space="preserve">gets an opinion with reasons, then Claude waits for your go, unless you already said</w:t>
+      </w:r>
+      <w:r>
+        <w:t xml:space="preserve"> </w:t>
+      </w:r>
+      <w:r>
+        <w:t xml:space="preserve">“</w:t>
+      </w:r>
+      <w:r>
+        <w:t xml:space="preserve">do it all.</w:t>
+      </w:r>
+      <w:r>
+        <w:t xml:space="preserve">”</w:t>
       </w:r>
     </w:p>
     <w:p>
@@ -394,7 +480,19 @@
         <w:t xml:space="preserve"> </w:t>
       </w:r>
       <w:r>
-        <w:t xml:space="preserve">In all marketing: "the AI writes your listings for nine sites; listing in our store is free."</w:t>
+        <w:t xml:space="preserve">In all marketing:</w:t>
+      </w:r>
+      <w:r>
+        <w:t xml:space="preserve"> </w:t>
+      </w:r>
+      <w:r>
+        <w:t xml:space="preserve">“</w:t>
+      </w:r>
+      <w:r>
+        <w:t xml:space="preserve">the AI writes your listings for nine sites; listing in our store is free.</w:t>
+      </w:r>
+      <w:r>
+        <w:t xml:space="preserve">”</w:t>
       </w:r>
     </w:p>
     <w:p>
@@ -416,7 +514,7 @@
         <w:t xml:space="preserve"> </w:t>
       </w:r>
       <w:r>
-        <w:t xml:space="preserve">Whatever can't be automated goes on the Operations page or your 📝 To-do list, with exact steps.</w:t>
+        <w:t xml:space="preserve">Whatever can’t be automated goes on the Operations page or your 📝 To-do list, with exact steps.</w:t>
       </w:r>
     </w:p>
     <w:p>
@@ -528,7 +626,7 @@
         <w:t xml:space="preserve"> </w:t>
       </w:r>
       <w:r>
-        <w:t xml:space="preserve">every conversation, both sides word for word (your messages and Claude's replies). It includes the arguments, the cussing, the corrections, the compliments and the back-and-forth, because how you and AI work together is the heart of the book. It runs from the first warehouse chats (Prologue, September 7–29), through day one (September 29), to now. Nothing is summarized in place of the real words.</w:t>
+        <w:t xml:space="preserve">every conversation, both sides word for word (your messages and Claude’s replies). It includes the arguments, the cussing, the corrections, the compliments and the back-and-forth, because how you and AI work together is the heart of the book. It runs from the first warehouse chats (Prologue, September 7–29), through day one (September 29), to now. Nothing is summarized in place of the real words.</w:t>
       </w:r>
     </w:p>
     <w:p>
@@ -574,7 +672,7 @@
         <w:pStyle w:val="Compact"/>
       </w:pPr>
       <w:r>
-        <w:t xml:space="preserve">Anything you say about AI, the journey or why you do this goes into the Mission Statement, with Claude's reply.</w:t>
+        <w:t xml:space="preserve">Anything you say about AI, the journey or why you do this goes into the Mission Statement, with Claude’s reply.</w:t>
       </w:r>
     </w:p>
     <w:p>
@@ -591,6 +689,200 @@
     </w:p>
     <w:p>
       <w:pPr>
+        <w:numPr>
+          <w:ilvl w:val="0"/>
+          <w:numId w:val="1001"/>
+        </w:numPr>
+        <w:pStyle w:val="Compact"/>
+      </w:pPr>
+      <w:r>
+        <w:rPr>
+          <w:bCs/>
+          <w:b/>
+        </w:rPr>
+        <w:t xml:space="preserve">One complete answer, first time, every field spelled out (added Oct 2, 2026).</w:t>
+      </w:r>
+    </w:p>
+    <w:p>
+      <w:pPr>
+        <w:numPr>
+          <w:ilvl w:val="1"/>
+          <w:numId w:val="1005"/>
+        </w:numPr>
+        <w:pStyle w:val="Compact"/>
+      </w:pPr>
+      <w:r>
+        <w:t xml:space="preserve">If something is knowable, the first answer is the final answer. Look it up first and check the real current state, including who controls it.</w:t>
+      </w:r>
+    </w:p>
+    <w:p>
+      <w:pPr>
+        <w:numPr>
+          <w:ilvl w:val="1"/>
+          <w:numId w:val="1005"/>
+        </w:numPr>
+        <w:pStyle w:val="Compact"/>
+      </w:pPr>
+      <w:r>
+        <w:t xml:space="preserve">Give ONE message with the exact count up front (</w:t>
+      </w:r>
+      <w:r>
+        <w:t xml:space="preserve">“</w:t>
+      </w:r>
+      <w:r>
+        <w:t xml:space="preserve">6 new, 2 edits</w:t>
+      </w:r>
+      <w:r>
+        <w:t xml:space="preserve">”</w:t>
+      </w:r>
+      <w:r>
+        <w:t xml:space="preserve">), then every item with every field written out (type, name, value, priority) and what to leave alone.</w:t>
+      </w:r>
+    </w:p>
+    <w:p>
+      <w:pPr>
+        <w:numPr>
+          <w:ilvl w:val="1"/>
+          <w:numId w:val="1005"/>
+        </w:numPr>
+        <w:pStyle w:val="Compact"/>
+      </w:pPr>
+      <w:r>
+        <w:t xml:space="preserve">Never change the list midstream, and keep the same order every time. If something has to change, say what changed and that you do not have to redo anything.</w:t>
+      </w:r>
+    </w:p>
+    <w:p>
+      <w:pPr>
+        <w:numPr>
+          <w:ilvl w:val="1"/>
+          <w:numId w:val="1005"/>
+        </w:numPr>
+        <w:pStyle w:val="Compact"/>
+      </w:pPr>
+      <w:r>
+        <w:t xml:space="preserve">Know how the screen behaves before you hit it (gray text in a box is a hint, not a value; Save stays gray until every opened form is filled or deleted). Read every field of your screenshots and spot empty required boxes before you have to ask.</w:t>
+      </w:r>
+    </w:p>
+    <w:p>
+      <w:pPr>
+        <w:numPr>
+          <w:ilvl w:val="1"/>
+          <w:numId w:val="1005"/>
+        </w:numPr>
+        <w:pStyle w:val="Compact"/>
+      </w:pPr>
+      <w:r>
+        <w:t xml:space="preserve">After you save, Claude checks it live and tells you. You are never sent to check.</w:t>
+      </w:r>
+    </w:p>
+    <w:p>
+      <w:pPr>
+        <w:numPr>
+          <w:ilvl w:val="1"/>
+          <w:numId w:val="1005"/>
+        </w:numPr>
+        <w:pStyle w:val="Compact"/>
+      </w:pPr>
+      <w:r>
+        <w:t xml:space="preserve">Why this exists: the shayneforva.com DNS fix took over 30 minutes and should have taken 5.</w:t>
+      </w:r>
+    </w:p>
+    <w:p>
+      <w:pPr>
+        <w:numPr>
+          <w:ilvl w:val="0"/>
+          <w:numId w:val="1001"/>
+        </w:numPr>
+        <w:pStyle w:val="Compact"/>
+      </w:pPr>
+      <w:r>
+        <w:rPr>
+          <w:bCs/>
+          <w:b/>
+        </w:rPr>
+        <w:t xml:space="preserve">Send the records after EVERY batch, however small (added Oct 2, 2026).</w:t>
+      </w:r>
+    </w:p>
+    <w:p>
+      <w:pPr>
+        <w:numPr>
+          <w:ilvl w:val="1"/>
+          <w:numId w:val="1006"/>
+        </w:numPr>
+        <w:pStyle w:val="Compact"/>
+      </w:pPr>
+      <w:r>
+        <w:t xml:space="preserve">No</w:t>
+      </w:r>
+      <w:r>
+        <w:t xml:space="preserve"> </w:t>
+      </w:r>
+      <w:r>
+        <w:t xml:space="preserve">“</w:t>
+      </w:r>
+      <w:r>
+        <w:t xml:space="preserve">too small to send.</w:t>
+      </w:r>
+      <w:r>
+        <w:t xml:space="preserve">”</w:t>
+      </w:r>
+      <w:r>
+        <w:t xml:space="preserve"> </w:t>
+      </w:r>
+      <w:r>
+        <w:t xml:space="preserve">After any deploy or change, the Build Journal, Change Log and Operating Rules .docx files come into the chat.</w:t>
+      </w:r>
+    </w:p>
+    <w:p>
+      <w:pPr>
+        <w:numPr>
+          <w:ilvl w:val="1"/>
+          <w:numId w:val="1006"/>
+        </w:numPr>
+        <w:pStyle w:val="Compact"/>
+      </w:pPr>
+      <w:r>
+        <w:t xml:space="preserve">The back and forth is the book, and the updated files are what gets passed to the next app.</w:t>
+      </w:r>
+    </w:p>
+    <w:p>
+      <w:pPr>
+        <w:numPr>
+          <w:ilvl w:val="1"/>
+          <w:numId w:val="1006"/>
+        </w:numPr>
+        <w:pStyle w:val="Compact"/>
+      </w:pPr>
+      <w:r>
+        <w:t xml:space="preserve">These rules live in the master files (this document, the Claude skill, each project’s CLAUDE.md), not only in Claude’s memory.</w:t>
+      </w:r>
+    </w:p>
+    <w:p>
+      <w:pPr>
+        <w:numPr>
+          <w:ilvl w:val="1"/>
+          <w:numId w:val="1006"/>
+        </w:numPr>
+        <w:pStyle w:val="Compact"/>
+      </w:pPr>
+      <w:r>
+        <w:t xml:space="preserve">On the political posting app a Stop hook blocks Claude from ending a turn if there is a change newer than the last send. Every new project gets the same scripts and hook first.</w:t>
+      </w:r>
+    </w:p>
+    <w:p>
+      <w:pPr>
+        <w:numPr>
+          <w:ilvl w:val="1"/>
+          <w:numId w:val="1006"/>
+        </w:numPr>
+        <w:pStyle w:val="Compact"/>
+      </w:pPr>
+      <w:r>
+        <w:t xml:space="preserve">Why this exists: a fix on Oct 2 at 6:14 PM was deployed and the files were not sent until he pointed it out.</w:t>
+      </w:r>
+    </w:p>
+    <w:p>
+      <w:pPr>
         <w:pStyle w:val="FirstParagraph"/>
       </w:pPr>
       <w:r>
@@ -604,7 +896,37 @@
         <w:t xml:space="preserve"> </w:t>
       </w:r>
       <w:r>
-        <w:t xml:space="preserve">one 25,000 sq ft warehouse with over 300 pallets. Never "three warehouses" or "400 pallets."</w:t>
+        <w:t xml:space="preserve">one 25,000 sq ft warehouse with over 300 pallets. Never</w:t>
+      </w:r>
+      <w:r>
+        <w:t xml:space="preserve"> </w:t>
+      </w:r>
+      <w:r>
+        <w:t xml:space="preserve">“</w:t>
+      </w:r>
+      <w:r>
+        <w:t xml:space="preserve">three warehouses</w:t>
+      </w:r>
+      <w:r>
+        <w:t xml:space="preserve">”</w:t>
+      </w:r>
+      <w:r>
+        <w:t xml:space="preserve"> </w:t>
+      </w:r>
+      <w:r>
+        <w:t xml:space="preserve">or</w:t>
+      </w:r>
+      <w:r>
+        <w:t xml:space="preserve"> </w:t>
+      </w:r>
+      <w:r>
+        <w:t xml:space="preserve">“</w:t>
+      </w:r>
+      <w:r>
+        <w:t xml:space="preserve">400 pallets.</w:t>
+      </w:r>
+      <w:r>
+        <w:t xml:space="preserve">”</w:t>
       </w:r>
     </w:p>
     <w:bookmarkEnd w:id="20"/>
@@ -915,6 +1237,12 @@
     <w:abstractNumId w:val="991"/>
   </w:num>
   <w:num w:numId="1004">
+    <w:abstractNumId w:val="991"/>
+  </w:num>
+  <w:num w:numId="1005">
+    <w:abstractNumId w:val="991"/>
+  </w:num>
+  <w:num w:numId="1006">
     <w:abstractNumId w:val="991"/>
   </w:num>
 </w:numbering>

--- a/docs/Next_Owner_Market_Operating_Rules.docx
+++ b/docs/Next_Owner_Market_Operating_Rules.docx
@@ -20,49 +20,7 @@
           <w:iCs/>
           <w:i/>
         </w:rPr>
-        <w:t xml:space="preserve">The rules Claude follows on every Next Owner Market chat (and every project). They’re saved in three places so nothing gets lost: the shayne-operating-rules skill on your Claude account, CLAUDE.md in the code, and Operating_Rules in the</w:t>
-      </w:r>
-      <w:r>
-        <w:rPr>
-          <w:iCs/>
-          <w:i/>
-        </w:rPr>
-        <w:t xml:space="preserve"> </w:t>
-      </w:r>
-      <w:r>
-        <w:rPr>
-          <w:iCs/>
-          <w:i/>
-        </w:rPr>
-        <w:t xml:space="preserve">“</w:t>
-      </w:r>
-      <w:r>
-        <w:rPr>
-          <w:iCs/>
-          <w:i/>
-        </w:rPr>
-        <w:t xml:space="preserve">Warehouse items</w:t>
-      </w:r>
-      <w:r>
-        <w:rPr>
-          <w:iCs/>
-          <w:i/>
-        </w:rPr>
-        <w:t xml:space="preserve">”</w:t>
-      </w:r>
-      <w:r>
-        <w:rPr>
-          <w:iCs/>
-          <w:i/>
-        </w:rPr>
-        <w:t xml:space="preserve"> </w:t>
-      </w:r>
-      <w:r>
-        <w:rPr>
-          <w:iCs/>
-          <w:i/>
-        </w:rPr>
-        <w:t xml:space="preserve">project.</w:t>
+        <w:t xml:space="preserve">The rules Claude follows on every Next Owner Market chat (and every project). They're saved in three places so nothing gets lost: the shayne-operating-rules skill on your Claude account, CLAUDE.md in the code, and Operating_Rules in the "Warehouse items" project.</w:t>
       </w:r>
     </w:p>
     <w:p>
@@ -84,7 +42,7 @@
         <w:t xml:space="preserve"> </w:t>
       </w:r>
       <w:r>
-        <w:t xml:space="preserve">If a change can be made from Claude’s side (code, database, hosting, web addresses, settings), Claude makes it. It sends you into a dashboard only when there is no other way. Then it says so in one line and gives exact copy-paste values and exact taps.</w:t>
+        <w:t xml:space="preserve">If a change can be made from Claude's side (code, database, hosting, web addresses, settings), Claude makes it. It sends you into a dashboard only when there is no other way. Then it says so in one line and gives exact copy-paste values and exact taps.</w:t>
       </w:r>
     </w:p>
     <w:p>
@@ -106,25 +64,7 @@
         <w:t xml:space="preserve"> </w:t>
       </w:r>
       <w:r>
-        <w:t xml:space="preserve">or</w:t>
-      </w:r>
-      <w:r>
-        <w:t xml:space="preserve"> </w:t>
-      </w:r>
-      <w:r>
-        <w:t xml:space="preserve">“</w:t>
-      </w:r>
-      <w:r>
-        <w:t xml:space="preserve">go view</w:t>
-      </w:r>
-      <w:r>
-        <w:t xml:space="preserve">”</w:t>
-      </w:r>
-      <w:r>
-        <w:t xml:space="preserve"> </w:t>
-      </w:r>
-      <w:r>
-        <w:t xml:space="preserve">anything Claude can reach. Claude searches the web, reads the help page, checks the database and reads the code, then gives you the answer and the exact steps. It only sends you somewhere when that’s truly out of its reach (your logins, your phone screen, a payment), and says so first.</w:t>
+        <w:t xml:space="preserve">or "go view" anything Claude can reach. Claude searches the web, reads the help page, checks the database and reads the code, then gives you the answer and the exact steps. It only sends you somewhere when that's truly out of its reach (your logins, your phone screen, a payment), and says so first.</w:t>
       </w:r>
     </w:p>
     <w:p>
@@ -146,7 +86,7 @@
         <w:t xml:space="preserve"> </w:t>
       </w:r>
       <w:r>
-        <w:t xml:space="preserve">in apps Claude can’t see. Look up the official steps first and quote them. Ask whether you’re on your phone or your computer when the steps differ.</w:t>
+        <w:t xml:space="preserve">in apps Claude can't see. Look up the official steps first and quote them. Ask whether you're on your phone or your computer when the steps differ.</w:t>
       </w:r>
     </w:p>
     <w:p>
@@ -168,7 +108,7 @@
         <w:t xml:space="preserve"> </w:t>
       </w:r>
       <w:r>
-        <w:t xml:space="preserve">Never Google Drive, never links, never markdown only. A copy also goes in the project’s docs folder.</w:t>
+        <w:t xml:space="preserve">Never Google Drive, never links, never markdown only. A copy also goes in the project's docs folder.</w:t>
       </w:r>
     </w:p>
     <w:p>
@@ -234,7 +174,7 @@
         <w:t xml:space="preserve"> </w:t>
       </w:r>
       <w:r>
-        <w:t xml:space="preserve">pick from the phone’s gallery first, camera second. Every pricing tool has both buttons.</w:t>
+        <w:t xml:space="preserve">pick from the phone's gallery first, camera second. Every pricing tool has both buttons.</w:t>
       </w:r>
     </w:p>
     <w:p>
@@ -278,7 +218,7 @@
         <w:t xml:space="preserve"> </w:t>
       </w:r>
       <w:r>
-        <w:t xml:space="preserve">Ask for a screenshot if needed, and fix the layout so it can’t be misread.</w:t>
+        <w:t xml:space="preserve">Ask for a screenshot if needed, and fix the layout so it can't be misread.</w:t>
       </w:r>
     </w:p>
     <w:p>
@@ -316,39 +256,13 @@
           <w:bCs/>
           <w:b/>
         </w:rPr>
-        <w:t xml:space="preserve">“</w:t>
-      </w:r>
-      <w:r>
-        <w:rPr>
-          <w:bCs/>
-          <w:b/>
-        </w:rPr>
-        <w:t xml:space="preserve">What do you think?</w:t>
-      </w:r>
-      <w:r>
-        <w:rPr>
-          <w:bCs/>
-          <w:b/>
-        </w:rPr>
-        <w:t xml:space="preserve">”</w:t>
+        <w:t xml:space="preserve">"What do you think?"</w:t>
       </w:r>
       <w:r>
         <w:t xml:space="preserve"> </w:t>
       </w:r>
       <w:r>
-        <w:t xml:space="preserve">gets an opinion with reasons, then Claude waits for your go, unless you already said</w:t>
-      </w:r>
-      <w:r>
-        <w:t xml:space="preserve"> </w:t>
-      </w:r>
-      <w:r>
-        <w:t xml:space="preserve">“</w:t>
-      </w:r>
-      <w:r>
-        <w:t xml:space="preserve">do it all.</w:t>
-      </w:r>
-      <w:r>
-        <w:t xml:space="preserve">”</w:t>
+        <w:t xml:space="preserve">gets an opinion with reasons, then Claude waits for your go, unless you already said "do it all."</w:t>
       </w:r>
     </w:p>
     <w:p>
@@ -480,19 +394,7 @@
         <w:t xml:space="preserve"> </w:t>
       </w:r>
       <w:r>
-        <w:t xml:space="preserve">In all marketing:</w:t>
-      </w:r>
-      <w:r>
-        <w:t xml:space="preserve"> </w:t>
-      </w:r>
-      <w:r>
-        <w:t xml:space="preserve">“</w:t>
-      </w:r>
-      <w:r>
-        <w:t xml:space="preserve">the AI writes your listings for nine sites; listing in our store is free.</w:t>
-      </w:r>
-      <w:r>
-        <w:t xml:space="preserve">”</w:t>
+        <w:t xml:space="preserve">In all marketing: "the AI writes your listings for nine sites; listing in our store is free."</w:t>
       </w:r>
     </w:p>
     <w:p>
@@ -514,7 +416,7 @@
         <w:t xml:space="preserve"> </w:t>
       </w:r>
       <w:r>
-        <w:t xml:space="preserve">Whatever can’t be automated goes on the Operations page or your 📝 To-do list, with exact steps.</w:t>
+        <w:t xml:space="preserve">Whatever can't be automated goes on the Operations page or your 📝 To-do list, with exact steps.</w:t>
       </w:r>
     </w:p>
     <w:p>
@@ -626,7 +528,7 @@
         <w:t xml:space="preserve"> </w:t>
       </w:r>
       <w:r>
-        <w:t xml:space="preserve">every conversation, both sides word for word (your messages and Claude’s replies). It includes the arguments, the cussing, the corrections, the compliments and the back-and-forth, because how you and AI work together is the heart of the book. It runs from the first warehouse chats (Prologue, September 7–29), through day one (September 29), to now. Nothing is summarized in place of the real words.</w:t>
+        <w:t xml:space="preserve">every conversation, both sides word for word (your messages and Claude's replies). It includes the arguments, the cussing, the corrections, the compliments and the back-and-forth, because how you and AI work together is the heart of the book. It runs from the first warehouse chats (Prologue, September 7–29), through day one (September 29), to now. Nothing is summarized in place of the real words.</w:t>
       </w:r>
     </w:p>
     <w:p>
@@ -672,7 +574,7 @@
         <w:pStyle w:val="Compact"/>
       </w:pPr>
       <w:r>
-        <w:t xml:space="preserve">Anything you say about AI, the journey or why you do this goes into the Mission Statement, with Claude’s reply.</w:t>
+        <w:t xml:space="preserve">Anything you say about AI, the journey or why you do this goes into the Mission Statement, with Claude's reply.</w:t>
       </w:r>
     </w:p>
     <w:p>
@@ -724,19 +626,7 @@
         <w:pStyle w:val="Compact"/>
       </w:pPr>
       <w:r>
-        <w:t xml:space="preserve">Give ONE message with the exact count up front (</w:t>
-      </w:r>
-      <w:r>
-        <w:t xml:space="preserve">“</w:t>
-      </w:r>
-      <w:r>
-        <w:t xml:space="preserve">6 new, 2 edits</w:t>
-      </w:r>
-      <w:r>
-        <w:t xml:space="preserve">”</w:t>
-      </w:r>
-      <w:r>
-        <w:t xml:space="preserve">), then every item with every field written out (type, name, value, priority) and what to leave alone.</w:t>
+        <w:t xml:space="preserve">Give ONE message with the exact count up front ("6 new, 2 edits"), then every item with every field written out (type, name, value, priority) and what to leave alone.</w:t>
       </w:r>
     </w:p>
     <w:p>
@@ -812,121 +702,73 @@
         <w:pStyle w:val="Compact"/>
       </w:pPr>
       <w:r>
-        <w:t xml:space="preserve">No</w:t>
+        <w:t xml:space="preserve">No "too small to send." After any deploy or change, the Build Journal, Change Log and Operating Rules .docx files come into the chat.</w:t>
+      </w:r>
+    </w:p>
+    <w:p>
+      <w:pPr>
+        <w:numPr>
+          <w:ilvl w:val="1"/>
+          <w:numId w:val="1006"/>
+        </w:numPr>
+        <w:pStyle w:val="Compact"/>
+      </w:pPr>
+      <w:r>
+        <w:t xml:space="preserve">The back and forth is the book, and the updated files are what gets passed to the next app.</w:t>
+      </w:r>
+    </w:p>
+    <w:p>
+      <w:pPr>
+        <w:numPr>
+          <w:ilvl w:val="1"/>
+          <w:numId w:val="1006"/>
+        </w:numPr>
+        <w:pStyle w:val="Compact"/>
+      </w:pPr>
+      <w:r>
+        <w:t xml:space="preserve">These rules live in the master files (this document, the Claude skill, each project's CLAUDE.md), not only in Claude's memory.</w:t>
+      </w:r>
+    </w:p>
+    <w:p>
+      <w:pPr>
+        <w:numPr>
+          <w:ilvl w:val="1"/>
+          <w:numId w:val="1006"/>
+        </w:numPr>
+        <w:pStyle w:val="Compact"/>
+      </w:pPr>
+      <w:r>
+        <w:t xml:space="preserve">On the political posting app a Stop hook blocks Claude from ending a turn if there is a change newer than the last send. Every new project gets the same scripts and hook first.</w:t>
+      </w:r>
+    </w:p>
+    <w:p>
+      <w:pPr>
+        <w:numPr>
+          <w:ilvl w:val="1"/>
+          <w:numId w:val="1006"/>
+        </w:numPr>
+        <w:pStyle w:val="Compact"/>
+      </w:pPr>
+      <w:r>
+        <w:t xml:space="preserve">Why this exists: a fix on Oct 2 at 6:14 PM was deployed and the files were not sent until he pointed it out.</w:t>
+      </w:r>
+    </w:p>
+    <w:p>
+      <w:pPr>
+        <w:pStyle w:val="FirstParagraph"/>
+      </w:pPr>
+      <w:r>
+        <w:rPr>
+          <w:bCs/>
+          <w:b/>
+        </w:rPr>
+        <w:t xml:space="preserve">Facts to never get wrong:</w:t>
       </w:r>
       <w:r>
         <w:t xml:space="preserve"> </w:t>
       </w:r>
       <w:r>
-        <w:t xml:space="preserve">“</w:t>
-      </w:r>
-      <w:r>
-        <w:t xml:space="preserve">too small to send.</w:t>
-      </w:r>
-      <w:r>
-        <w:t xml:space="preserve">”</w:t>
-      </w:r>
-      <w:r>
-        <w:t xml:space="preserve"> </w:t>
-      </w:r>
-      <w:r>
-        <w:t xml:space="preserve">After any deploy or change, the Build Journal, Change Log and Operating Rules .docx files come into the chat.</w:t>
-      </w:r>
-    </w:p>
-    <w:p>
-      <w:pPr>
-        <w:numPr>
-          <w:ilvl w:val="1"/>
-          <w:numId w:val="1006"/>
-        </w:numPr>
-        <w:pStyle w:val="Compact"/>
-      </w:pPr>
-      <w:r>
-        <w:t xml:space="preserve">The back and forth is the book, and the updated files are what gets passed to the next app.</w:t>
-      </w:r>
-    </w:p>
-    <w:p>
-      <w:pPr>
-        <w:numPr>
-          <w:ilvl w:val="1"/>
-          <w:numId w:val="1006"/>
-        </w:numPr>
-        <w:pStyle w:val="Compact"/>
-      </w:pPr>
-      <w:r>
-        <w:t xml:space="preserve">These rules live in the master files (this document, the Claude skill, each project’s CLAUDE.md), not only in Claude’s memory.</w:t>
-      </w:r>
-    </w:p>
-    <w:p>
-      <w:pPr>
-        <w:numPr>
-          <w:ilvl w:val="1"/>
-          <w:numId w:val="1006"/>
-        </w:numPr>
-        <w:pStyle w:val="Compact"/>
-      </w:pPr>
-      <w:r>
-        <w:t xml:space="preserve">On the political posting app a Stop hook blocks Claude from ending a turn if there is a change newer than the last send. Every new project gets the same scripts and hook first.</w:t>
-      </w:r>
-    </w:p>
-    <w:p>
-      <w:pPr>
-        <w:numPr>
-          <w:ilvl w:val="1"/>
-          <w:numId w:val="1006"/>
-        </w:numPr>
-        <w:pStyle w:val="Compact"/>
-      </w:pPr>
-      <w:r>
-        <w:t xml:space="preserve">Why this exists: a fix on Oct 2 at 6:14 PM was deployed and the files were not sent until he pointed it out.</w:t>
-      </w:r>
-    </w:p>
-    <w:p>
-      <w:pPr>
-        <w:pStyle w:val="FirstParagraph"/>
-      </w:pPr>
-      <w:r>
-        <w:rPr>
-          <w:bCs/>
-          <w:b/>
-        </w:rPr>
-        <w:t xml:space="preserve">Facts to never get wrong:</w:t>
-      </w:r>
-      <w:r>
-        <w:t xml:space="preserve"> </w:t>
-      </w:r>
-      <w:r>
-        <w:t xml:space="preserve">one 25,000 sq ft warehouse with over 300 pallets. Never</w:t>
-      </w:r>
-      <w:r>
-        <w:t xml:space="preserve"> </w:t>
-      </w:r>
-      <w:r>
-        <w:t xml:space="preserve">“</w:t>
-      </w:r>
-      <w:r>
-        <w:t xml:space="preserve">three warehouses</w:t>
-      </w:r>
-      <w:r>
-        <w:t xml:space="preserve">”</w:t>
-      </w:r>
-      <w:r>
-        <w:t xml:space="preserve"> </w:t>
-      </w:r>
-      <w:r>
-        <w:t xml:space="preserve">or</w:t>
-      </w:r>
-      <w:r>
-        <w:t xml:space="preserve"> </w:t>
-      </w:r>
-      <w:r>
-        <w:t xml:space="preserve">“</w:t>
-      </w:r>
-      <w:r>
-        <w:t xml:space="preserve">400 pallets.</w:t>
-      </w:r>
-      <w:r>
-        <w:t xml:space="preserve">”</w:t>
+        <w:t xml:space="preserve">one 25,000 sq ft warehouse with over 300 pallets. Never "three warehouses" or "400 pallets."</w:t>
       </w:r>
     </w:p>
     <w:bookmarkEnd w:id="20"/>

--- a/docs/Next_Owner_Market_Operating_Rules.docx
+++ b/docs/Next_Owner_Market_Operating_Rules.docx
@@ -102,13 +102,88 @@
           <w:bCs/>
           <w:b/>
         </w:rPr>
-        <w:t xml:space="preserve">Deliverables are Word (.docx) files sent in the chat.</w:t>
+        <w:t xml:space="preserve">Deliverables are Word (.docx) files, sent as ONE zip (rule changed Oct 2, 2026).</w:t>
+      </w:r>
+    </w:p>
+    <w:p>
+      <w:pPr>
+        <w:numPr>
+          <w:ilvl w:val="1"/>
+          <w:numId w:val="1002"/>
+        </w:numPr>
+        <w:pStyle w:val="Compact"/>
+      </w:pPr>
+      <w:r>
+        <w:t xml:space="preserve">Every send is a single zip with every current file in it, named with the date and time, for example</w:t>
       </w:r>
       <w:r>
         <w:t xml:space="preserve"> </w:t>
       </w:r>
       <w:r>
-        <w:t xml:space="preserve">Never Google Drive, never links, never markdown only. A copy also goes in the project's docs folder.</w:t>
+        <w:rPr>
+          <w:rStyle w:val="VerbatimChar"/>
+        </w:rPr>
+        <w:t xml:space="preserve">Next_Owner_Market_Files_2026-10-02_2015.zip (24-hour time, so the newest always sorts last)</w:t>
+      </w:r>
+      <w:r>
+        <w:t xml:space="preserve">.</w:t>
+      </w:r>
+    </w:p>
+    <w:p>
+      <w:pPr>
+        <w:numPr>
+          <w:ilvl w:val="1"/>
+          <w:numId w:val="1002"/>
+        </w:numPr>
+        <w:pStyle w:val="Compact"/>
+      </w:pPr>
+      <w:r>
+        <w:t xml:space="preserve">The newest one is obvious in Downloads. Keep it and delete the older zips; there's no deleting files one by one.</w:t>
+      </w:r>
+    </w:p>
+    <w:p>
+      <w:pPr>
+        <w:numPr>
+          <w:ilvl w:val="1"/>
+          <w:numId w:val="1002"/>
+        </w:numPr>
+        <w:pStyle w:val="Compact"/>
+      </w:pPr>
+      <w:r>
+        <w:t xml:space="preserve">File names inside never change, so they replace old copies one for one. A READ_ME_FIRST.txt inside lists what's in it and when it was made.</w:t>
+      </w:r>
+    </w:p>
+    <w:p>
+      <w:pPr>
+        <w:numPr>
+          <w:ilvl w:val="1"/>
+          <w:numId w:val="1002"/>
+        </w:numPr>
+        <w:pStyle w:val="Compact"/>
+      </w:pPr>
+      <w:r>
+        <w:t xml:space="preserve">Never Google Drive, never links, never markdown only. A copy also stays in the project's docs folder.</w:t>
+      </w:r>
+    </w:p>
+    <w:p>
+      <w:pPr>
+        <w:numPr>
+          <w:ilvl w:val="1"/>
+          <w:numId w:val="1002"/>
+        </w:numPr>
+        <w:pStyle w:val="Compact"/>
+      </w:pPr>
+      <w:r>
+        <w:rPr>
+          <w:rStyle w:val="VerbatimChar"/>
+        </w:rPr>
+        <w:t xml:space="preserve">bash scripts/package.sh</w:t>
+      </w:r>
+      <w:r>
+        <w:t xml:space="preserve"> </w:t>
+      </w:r>
+      <w:r>
+        <w:t xml:space="preserve">rebuilds the journal, change log and every Word file, makes the zip, and prints its path.</w:t>
       </w:r>
     </w:p>
     <w:p>
@@ -307,7 +382,7 @@
       <w:pPr>
         <w:numPr>
           <w:ilvl w:val="1"/>
-          <w:numId w:val="1002"/>
+          <w:numId w:val="1003"/>
         </w:numPr>
         <w:pStyle w:val="Compact"/>
       </w:pPr>
@@ -319,7 +394,7 @@
       <w:pPr>
         <w:numPr>
           <w:ilvl w:val="1"/>
-          <w:numId w:val="1002"/>
+          <w:numId w:val="1003"/>
         </w:numPr>
         <w:pStyle w:val="Compact"/>
       </w:pPr>
@@ -331,7 +406,7 @@
       <w:pPr>
         <w:numPr>
           <w:ilvl w:val="1"/>
-          <w:numId w:val="1002"/>
+          <w:numId w:val="1003"/>
         </w:numPr>
         <w:pStyle w:val="Compact"/>
       </w:pPr>
@@ -343,7 +418,7 @@
       <w:pPr>
         <w:numPr>
           <w:ilvl w:val="1"/>
-          <w:numId w:val="1002"/>
+          <w:numId w:val="1003"/>
         </w:numPr>
         <w:pStyle w:val="Compact"/>
       </w:pPr>
@@ -355,7 +430,7 @@
       <w:pPr>
         <w:numPr>
           <w:ilvl w:val="1"/>
-          <w:numId w:val="1002"/>
+          <w:numId w:val="1003"/>
         </w:numPr>
         <w:pStyle w:val="Compact"/>
       </w:pPr>
@@ -367,7 +442,7 @@
       <w:pPr>
         <w:numPr>
           <w:ilvl w:val="1"/>
-          <w:numId w:val="1002"/>
+          <w:numId w:val="1003"/>
         </w:numPr>
         <w:pStyle w:val="Compact"/>
       </w:pPr>
@@ -439,7 +514,7 @@
       <w:pPr>
         <w:numPr>
           <w:ilvl w:val="1"/>
-          <w:numId w:val="1003"/>
+          <w:numId w:val="1004"/>
         </w:numPr>
         <w:pStyle w:val="Compact"/>
       </w:pPr>
@@ -451,7 +526,7 @@
       <w:pPr>
         <w:numPr>
           <w:ilvl w:val="1"/>
-          <w:numId w:val="1003"/>
+          <w:numId w:val="1004"/>
         </w:numPr>
         <w:pStyle w:val="Compact"/>
       </w:pPr>
@@ -463,7 +538,7 @@
       <w:pPr>
         <w:numPr>
           <w:ilvl w:val="1"/>
-          <w:numId w:val="1003"/>
+          <w:numId w:val="1004"/>
         </w:numPr>
         <w:pStyle w:val="Compact"/>
       </w:pPr>
@@ -513,7 +588,7 @@
       <w:pPr>
         <w:numPr>
           <w:ilvl w:val="1"/>
-          <w:numId w:val="1004"/>
+          <w:numId w:val="1005"/>
         </w:numPr>
         <w:pStyle w:val="Compact"/>
       </w:pPr>
@@ -535,7 +610,7 @@
       <w:pPr>
         <w:numPr>
           <w:ilvl w:val="1"/>
-          <w:numId w:val="1004"/>
+          <w:numId w:val="1005"/>
         </w:numPr>
         <w:pStyle w:val="Compact"/>
       </w:pPr>
@@ -557,7 +632,7 @@
       <w:pPr>
         <w:numPr>
           <w:ilvl w:val="1"/>
-          <w:numId w:val="1004"/>
+          <w:numId w:val="1005"/>
         </w:numPr>
         <w:pStyle w:val="Compact"/>
       </w:pPr>
@@ -569,7 +644,7 @@
       <w:pPr>
         <w:numPr>
           <w:ilvl w:val="1"/>
-          <w:numId w:val="1004"/>
+          <w:numId w:val="1005"/>
         </w:numPr>
         <w:pStyle w:val="Compact"/>
       </w:pPr>
@@ -581,7 +656,7 @@
       <w:pPr>
         <w:numPr>
           <w:ilvl w:val="1"/>
-          <w:numId w:val="1004"/>
+          <w:numId w:val="1005"/>
         </w:numPr>
         <w:pStyle w:val="Compact"/>
       </w:pPr>
@@ -609,7 +684,7 @@
       <w:pPr>
         <w:numPr>
           <w:ilvl w:val="1"/>
-          <w:numId w:val="1005"/>
+          <w:numId w:val="1006"/>
         </w:numPr>
         <w:pStyle w:val="Compact"/>
       </w:pPr>
@@ -621,7 +696,7 @@
       <w:pPr>
         <w:numPr>
           <w:ilvl w:val="1"/>
-          <w:numId w:val="1005"/>
+          <w:numId w:val="1006"/>
         </w:numPr>
         <w:pStyle w:val="Compact"/>
       </w:pPr>
@@ -633,7 +708,7 @@
       <w:pPr>
         <w:numPr>
           <w:ilvl w:val="1"/>
-          <w:numId w:val="1005"/>
+          <w:numId w:val="1006"/>
         </w:numPr>
         <w:pStyle w:val="Compact"/>
       </w:pPr>
@@ -645,7 +720,7 @@
       <w:pPr>
         <w:numPr>
           <w:ilvl w:val="1"/>
-          <w:numId w:val="1005"/>
+          <w:numId w:val="1006"/>
         </w:numPr>
         <w:pStyle w:val="Compact"/>
       </w:pPr>
@@ -657,7 +732,7 @@
       <w:pPr>
         <w:numPr>
           <w:ilvl w:val="1"/>
-          <w:numId w:val="1005"/>
+          <w:numId w:val="1006"/>
         </w:numPr>
         <w:pStyle w:val="Compact"/>
       </w:pPr>
@@ -669,7 +744,7 @@
       <w:pPr>
         <w:numPr>
           <w:ilvl w:val="1"/>
-          <w:numId w:val="1005"/>
+          <w:numId w:val="1006"/>
         </w:numPr>
         <w:pStyle w:val="Compact"/>
       </w:pPr>
@@ -697,19 +772,19 @@
       <w:pPr>
         <w:numPr>
           <w:ilvl w:val="1"/>
-          <w:numId w:val="1006"/>
-        </w:numPr>
-        <w:pStyle w:val="Compact"/>
-      </w:pPr>
-      <w:r>
-        <w:t xml:space="preserve">No "too small to send." After any deploy or change, the Build Journal, Change Log and Operating Rules .docx files come into the chat.</w:t>
-      </w:r>
-    </w:p>
-    <w:p>
-      <w:pPr>
-        <w:numPr>
-          <w:ilvl w:val="1"/>
-          <w:numId w:val="1006"/>
+          <w:numId w:val="1007"/>
+        </w:numPr>
+        <w:pStyle w:val="Compact"/>
+      </w:pPr>
+      <w:r>
+        <w:t xml:space="preserve">No "too small to send." After any deploy or change, the zip with every current file (rule 4) comes into the chat.</w:t>
+      </w:r>
+    </w:p>
+    <w:p>
+      <w:pPr>
+        <w:numPr>
+          <w:ilvl w:val="1"/>
+          <w:numId w:val="1007"/>
         </w:numPr>
         <w:pStyle w:val="Compact"/>
       </w:pPr>
@@ -721,7 +796,7 @@
       <w:pPr>
         <w:numPr>
           <w:ilvl w:val="1"/>
-          <w:numId w:val="1006"/>
+          <w:numId w:val="1007"/>
         </w:numPr>
         <w:pStyle w:val="Compact"/>
       </w:pPr>
@@ -733,7 +808,7 @@
       <w:pPr>
         <w:numPr>
           <w:ilvl w:val="1"/>
-          <w:numId w:val="1006"/>
+          <w:numId w:val="1007"/>
         </w:numPr>
         <w:pStyle w:val="Compact"/>
       </w:pPr>
@@ -745,7 +820,7 @@
       <w:pPr>
         <w:numPr>
           <w:ilvl w:val="1"/>
-          <w:numId w:val="1006"/>
+          <w:numId w:val="1007"/>
         </w:numPr>
         <w:pStyle w:val="Compact"/>
       </w:pPr>
@@ -1085,6 +1160,9 @@
     <w:abstractNumId w:val="991"/>
   </w:num>
   <w:num w:numId="1006">
+    <w:abstractNumId w:val="991"/>
+  </w:num>
+  <w:num w:numId="1007">
     <w:abstractNumId w:val="991"/>
   </w:num>
 </w:numbering>

--- a/docs/Next_Owner_Market_Operating_Rules.docx
+++ b/docs/Next_Owner_Market_Operating_Rules.docx
@@ -29,7 +29,6 @@
           <w:ilvl w:val="0"/>
           <w:numId w:val="1001"/>
         </w:numPr>
-        <w:pStyle w:val="Compact"/>
       </w:pPr>
       <w:r>
         <w:rPr>
@@ -51,7 +50,6 @@
           <w:ilvl w:val="0"/>
           <w:numId w:val="1001"/>
         </w:numPr>
-        <w:pStyle w:val="Compact"/>
       </w:pPr>
       <w:r>
         <w:rPr>
@@ -73,7 +71,6 @@
           <w:ilvl w:val="0"/>
           <w:numId w:val="1001"/>
         </w:numPr>
-        <w:pStyle w:val="Compact"/>
       </w:pPr>
       <w:r>
         <w:rPr>
@@ -95,7 +92,6 @@
           <w:ilvl w:val="0"/>
           <w:numId w:val="1001"/>
         </w:numPr>
-        <w:pStyle w:val="Compact"/>
       </w:pPr>
       <w:r>
         <w:rPr>
@@ -192,7 +188,6 @@
           <w:ilvl w:val="0"/>
           <w:numId w:val="1001"/>
         </w:numPr>
-        <w:pStyle w:val="Compact"/>
       </w:pPr>
       <w:r>
         <w:rPr>
@@ -214,7 +209,6 @@
           <w:ilvl w:val="0"/>
           <w:numId w:val="1001"/>
         </w:numPr>
-        <w:pStyle w:val="Compact"/>
       </w:pPr>
       <w:r>
         <w:rPr>
@@ -236,7 +230,6 @@
           <w:ilvl w:val="0"/>
           <w:numId w:val="1001"/>
         </w:numPr>
-        <w:pStyle w:val="Compact"/>
       </w:pPr>
       <w:r>
         <w:rPr>
@@ -258,7 +251,6 @@
           <w:ilvl w:val="0"/>
           <w:numId w:val="1001"/>
         </w:numPr>
-        <w:pStyle w:val="Compact"/>
       </w:pPr>
       <w:r>
         <w:rPr>
@@ -280,7 +272,6 @@
           <w:ilvl w:val="0"/>
           <w:numId w:val="1001"/>
         </w:numPr>
-        <w:pStyle w:val="Compact"/>
       </w:pPr>
       <w:r>
         <w:rPr>
@@ -302,7 +293,6 @@
           <w:ilvl w:val="0"/>
           <w:numId w:val="1001"/>
         </w:numPr>
-        <w:pStyle w:val="Compact"/>
       </w:pPr>
       <w:r>
         <w:rPr>
@@ -324,7 +314,6 @@
           <w:ilvl w:val="0"/>
           <w:numId w:val="1001"/>
         </w:numPr>
-        <w:pStyle w:val="Compact"/>
       </w:pPr>
       <w:r>
         <w:rPr>
@@ -346,7 +335,6 @@
           <w:ilvl w:val="0"/>
           <w:numId w:val="1001"/>
         </w:numPr>
-        <w:pStyle w:val="Compact"/>
       </w:pPr>
       <w:r>
         <w:rPr>
@@ -368,7 +356,6 @@
           <w:ilvl w:val="0"/>
           <w:numId w:val="1001"/>
         </w:numPr>
-        <w:pStyle w:val="Compact"/>
       </w:pPr>
       <w:r>
         <w:rPr>
@@ -456,7 +443,6 @@
           <w:ilvl w:val="0"/>
           <w:numId w:val="1001"/>
         </w:numPr>
-        <w:pStyle w:val="Compact"/>
       </w:pPr>
       <w:r>
         <w:rPr>
@@ -478,7 +464,6 @@
           <w:ilvl w:val="0"/>
           <w:numId w:val="1001"/>
         </w:numPr>
-        <w:pStyle w:val="Compact"/>
       </w:pPr>
       <w:r>
         <w:rPr>
@@ -500,7 +485,6 @@
           <w:ilvl w:val="0"/>
           <w:numId w:val="1001"/>
         </w:numPr>
-        <w:pStyle w:val="Compact"/>
       </w:pPr>
       <w:r>
         <w:rPr>
@@ -552,7 +536,6 @@
           <w:ilvl w:val="0"/>
           <w:numId w:val="1001"/>
         </w:numPr>
-        <w:pStyle w:val="Compact"/>
       </w:pPr>
       <w:r>
         <w:rPr>
@@ -574,7 +557,6 @@
           <w:ilvl w:val="0"/>
           <w:numId w:val="1001"/>
         </w:numPr>
-        <w:pStyle w:val="Compact"/>
       </w:pPr>
       <w:r>
         <w:rPr>
@@ -670,7 +652,6 @@
           <w:ilvl w:val="0"/>
           <w:numId w:val="1001"/>
         </w:numPr>
-        <w:pStyle w:val="Compact"/>
       </w:pPr>
       <w:r>
         <w:rPr>
@@ -758,7 +739,6 @@
           <w:ilvl w:val="0"/>
           <w:numId w:val="1001"/>
         </w:numPr>
-        <w:pStyle w:val="Compact"/>
       </w:pPr>
       <w:r>
         <w:rPr>
@@ -826,6 +806,69 @@
       </w:pPr>
       <w:r>
         <w:t xml:space="preserve">Why this exists: a fix on Oct 2 at 6:14 PM was deployed and the files were not sent until he pointed it out.</w:t>
+      </w:r>
+    </w:p>
+    <w:p>
+      <w:pPr>
+        <w:numPr>
+          <w:ilvl w:val="0"/>
+          <w:numId w:val="1001"/>
+        </w:numPr>
+      </w:pPr>
+      <w:r>
+        <w:rPr>
+          <w:bCs/>
+          <w:b/>
+        </w:rPr>
+        <w:t xml:space="preserve">Keep the App Builder's Playbook current (added Oct 5, 2026).</w:t>
+      </w:r>
+    </w:p>
+    <w:p>
+      <w:pPr>
+        <w:numPr>
+          <w:ilvl w:val="1"/>
+          <w:numId w:val="1008"/>
+        </w:numPr>
+        <w:pStyle w:val="Compact"/>
+      </w:pPr>
+      <w:r>
+        <w:t xml:space="preserve">The Playbook is the master guide for building any app or website the way we built this one.</w:t>
+      </w:r>
+    </w:p>
+    <w:p>
+      <w:pPr>
+        <w:numPr>
+          <w:ilvl w:val="1"/>
+          <w:numId w:val="1008"/>
+        </w:numPr>
+        <w:pStyle w:val="Compact"/>
+      </w:pPr>
+      <w:r>
+        <w:t xml:space="preserve">Claude adds every new mistake and its fix, every new rule, and every new outside service or workaround as it happens.</w:t>
+      </w:r>
+    </w:p>
+    <w:p>
+      <w:pPr>
+        <w:numPr>
+          <w:ilvl w:val="1"/>
+          <w:numId w:val="1008"/>
+        </w:numPr>
+        <w:pStyle w:val="Compact"/>
+      </w:pPr>
+      <w:r>
+        <w:t xml:space="preserve">It's rebuilt from the real code and sent in every zip, like the journal.</w:t>
+      </w:r>
+    </w:p>
+    <w:p>
+      <w:pPr>
+        <w:numPr>
+          <w:ilvl w:val="1"/>
+          <w:numId w:val="1008"/>
+        </w:numPr>
+        <w:pStyle w:val="Compact"/>
+      </w:pPr>
+      <w:r>
+        <w:t xml:space="preserve">The other apps (the political posting app) add their own lessons in the same format; Shayne brings each copy back here to be merged into one master.</w:t>
       </w:r>
     </w:p>
     <w:p>
@@ -1163,6 +1206,9 @@
     <w:abstractNumId w:val="991"/>
   </w:num>
   <w:num w:numId="1007">
+    <w:abstractNumId w:val="991"/>
+  </w:num>
+  <w:num w:numId="1008">
     <w:abstractNumId w:val="991"/>
   </w:num>
 </w:numbering>

--- a/docs/Next_Owner_Market_Operating_Rules.docx
+++ b/docs/Next_Owner_Market_Operating_Rules.docx
@@ -869,6 +869,152 @@
       </w:pPr>
       <w:r>
         <w:t xml:space="preserve">The other apps (the political posting app) add their own lessons in the same format; Shayne brings each copy back here to be merged into one master.</w:t>
+      </w:r>
+    </w:p>
+    <w:p>
+      <w:pPr>
+        <w:numPr>
+          <w:ilvl w:val="0"/>
+          <w:numId w:val="1001"/>
+        </w:numPr>
+      </w:pPr>
+      <w:r>
+        <w:rPr>
+          <w:bCs/>
+          <w:b/>
+        </w:rPr>
+        <w:t xml:space="preserve">Learned from the political posting app (added Oct 5, 2026).</w:t>
+      </w:r>
+    </w:p>
+    <w:p>
+      <w:pPr>
+        <w:numPr>
+          <w:ilvl w:val="1"/>
+          <w:numId w:val="1009"/>
+        </w:numPr>
+        <w:pStyle w:val="Compact"/>
+      </w:pPr>
+      <w:r>
+        <w:rPr>
+          <w:bCs/>
+          <w:b/>
+        </w:rPr>
+        <w:t xml:space="preserve">Filter in code anything that must never appear.</w:t>
+      </w:r>
+      <w:r>
+        <w:t xml:space="preserve"> </w:t>
+      </w:r>
+      <w:r>
+        <w:t xml:space="preserve">A prompt rule alone doesn't hold (AI price talk in listings; em dashes in posts). Listings now pass through a code filter for AI tells.</w:t>
+      </w:r>
+    </w:p>
+    <w:p>
+      <w:pPr>
+        <w:numPr>
+          <w:ilvl w:val="1"/>
+          <w:numId w:val="1009"/>
+        </w:numPr>
+        <w:pStyle w:val="Compact"/>
+      </w:pPr>
+      <w:r>
+        <w:rPr>
+          <w:bCs/>
+          <w:b/>
+        </w:rPr>
+        <w:t xml:space="preserve">Copy what already won</w:t>
+      </w:r>
+      <w:r>
+        <w:t xml:space="preserve"> </w:t>
+      </w:r>
+      <w:r>
+        <w:t xml:space="preserve">(the owner's own best posts and sales) before generic advice.</w:t>
+      </w:r>
+    </w:p>
+    <w:p>
+      <w:pPr>
+        <w:numPr>
+          <w:ilvl w:val="1"/>
+          <w:numId w:val="1009"/>
+        </w:numPr>
+        <w:pStyle w:val="Compact"/>
+      </w:pPr>
+      <w:r>
+        <w:rPr>
+          <w:bCs/>
+          <w:b/>
+        </w:rPr>
+        <w:t xml:space="preserve">Never say "next I'm doing X" and then go quiet.</w:t>
+      </w:r>
+      <w:r>
+        <w:t xml:space="preserve"> </w:t>
+      </w:r>
+      <w:r>
+        <w:t xml:space="preserve">Send a one-line status after a long stretch.</w:t>
+      </w:r>
+    </w:p>
+    <w:p>
+      <w:pPr>
+        <w:numPr>
+          <w:ilvl w:val="1"/>
+          <w:numId w:val="1009"/>
+        </w:numPr>
+        <w:pStyle w:val="Compact"/>
+      </w:pPr>
+      <w:r>
+        <w:rPr>
+          <w:bCs/>
+          <w:b/>
+        </w:rPr>
+        <w:t xml:space="preserve">Prove a fix is surgical:</w:t>
+      </w:r>
+      <w:r>
+        <w:t xml:space="preserve"> </w:t>
+      </w:r>
+      <w:r>
+        <w:rPr>
+          <w:rStyle w:val="VerbatimChar"/>
+        </w:rPr>
+        <w:t xml:space="preserve">bash scripts/diff_check.sh</w:t>
+      </w:r>
+      <w:r>
+        <w:t xml:space="preserve"> </w:t>
+      </w:r>
+      <w:r>
+        <w:t xml:space="preserve">lists every file a deploy will change. Stop if anything shows up that wasn't asked for.</w:t>
+      </w:r>
+    </w:p>
+    <w:p>
+      <w:pPr>
+        <w:numPr>
+          <w:ilvl w:val="1"/>
+          <w:numId w:val="1009"/>
+        </w:numPr>
+        <w:pStyle w:val="Compact"/>
+      </w:pPr>
+      <w:r>
+        <w:rPr>
+          <w:bCs/>
+          <w:b/>
+        </w:rPr>
+        <w:t xml:space="preserve">The Stop hook enforces rule 20:</w:t>
+      </w:r>
+      <w:r>
+        <w:t xml:space="preserve"> </w:t>
+      </w:r>
+      <w:r>
+        <w:t xml:space="preserve">a turn can't end while code changes haven't been sent. After sending the zip, run</w:t>
+      </w:r>
+      <w:r>
+        <w:t xml:space="preserve"> </w:t>
+      </w:r>
+      <w:r>
+        <w:rPr>
+          <w:rStyle w:val="VerbatimChar"/>
+        </w:rPr>
+        <w:t xml:space="preserve">bash scripts/mark_sent.sh</w:t>
+      </w:r>
+      <w:r>
+        <w:t xml:space="preserve">.</w:t>
       </w:r>
     </w:p>
     <w:p>
@@ -1209,6 +1355,9 @@
     <w:abstractNumId w:val="991"/>
   </w:num>
   <w:num w:numId="1008">
+    <w:abstractNumId w:val="991"/>
+  </w:num>
+  <w:num w:numId="1009">
     <w:abstractNumId w:val="991"/>
   </w:num>
 </w:numbering>

--- a/docs/Next_Owner_Market_Operating_Rules.docx
+++ b/docs/Next_Owner_Market_Operating_Rules.docx
@@ -1015,6 +1015,45 @@
       </w:r>
       <w:r>
         <w:t xml:space="preserve">.</w:t>
+      </w:r>
+    </w:p>
+    <w:p>
+      <w:pPr>
+        <w:numPr>
+          <w:ilvl w:val="0"/>
+          <w:numId w:val="1001"/>
+        </w:numPr>
+      </w:pPr>
+      <w:r>
+        <w:rPr>
+          <w:bCs/>
+          <w:b/>
+        </w:rPr>
+        <w:t xml:space="preserve">Locked layouts (Oct 9, 2026).</w:t>
+      </w:r>
+    </w:p>
+    <w:p>
+      <w:pPr>
+        <w:numPr>
+          <w:ilvl w:val="1"/>
+          <w:numId w:val="1010"/>
+        </w:numPr>
+        <w:pStyle w:val="Compact"/>
+      </w:pPr>
+      <w:r>
+        <w:t xml:space="preserve">Once the owner settles where something goes, it's written down as LOCKED in CLAUDE.md and never moved without his say.</w:t>
+      </w:r>
+    </w:p>
+    <w:p>
+      <w:pPr>
+        <w:numPr>
+          <w:ilvl w:val="1"/>
+          <w:numId w:val="1010"/>
+        </w:numPr>
+        <w:pStyle w:val="Compact"/>
+      </w:pPr>
+      <w:r>
+        <w:t xml:space="preserve">Anything brought back goes where he last asked for it.</w:t>
       </w:r>
     </w:p>
     <w:p>
@@ -1358,6 +1397,9 @@
     <w:abstractNumId w:val="991"/>
   </w:num>
   <w:num w:numId="1009">
+    <w:abstractNumId w:val="991"/>
+  </w:num>
+  <w:num w:numId="1010">
     <w:abstractNumId w:val="991"/>
   </w:num>
 </w:numbering>

--- a/docs/Next_Owner_Market_Operating_Rules.docx
+++ b/docs/Next_Owner_Market_Operating_Rules.docx
@@ -77,13 +77,23 @@
           <w:bCs/>
           <w:b/>
         </w:rPr>
-        <w:t xml:space="preserve">Never guess at menus or buttons</w:t>
-      </w:r>
-      <w:r>
-        <w:t xml:space="preserve"> </w:t>
-      </w:r>
-      <w:r>
-        <w:t xml:space="preserve">in apps Claude can't see. Look up the official steps first and quote them. Ask whether you're on your phone or your computer when the steps differ.</w:t>
+        <w:t xml:space="preserve">Never guess at menus or buttons, and never answer "how do I" from memory. This is rule zero (strengthened Oct 23, 2026).</w:t>
+      </w:r>
+      <w:r>
+        <w:t xml:space="preserve"> </w:t>
+      </w:r>
+      <w:r>
+        <w:t xml:space="preserve">For ANY app, including Claude's own apps (Claude desktop, Claude in Chrome, Cowork, claude.ai), Claude searches the official help pages FIRST, quotes them and names the source before giving a single step. If the help pages show it can't be done, Claude says so in the first reply and gives what works instead. If nothing can be found, Claude says "I don't know" and keeps looking instead of guessing. When you say you don't know how something works, that's Claude's signal to look it up. After one wrong answer, Claude stops and searches; it never follows a wrong guess with another guess. Ask whether you're on your phone or your computer when the steps differ.</w:t>
+      </w:r>
+      <w:r>
+        <w:t xml:space="preserve"> </w:t>
+      </w:r>
+      <w:r>
+        <w:rPr>
+          <w:iCs/>
+          <w:i/>
+        </w:rPr>
+        <w:t xml:space="preserve">Why: on Oct 23, Claude gave seven wrong ways to link a chat to your computer over 45 minutes; Anthropic's help page said in one line that a chat started on the phone can't be linked.</w:t>
       </w:r>
     </w:p>
     <w:p>

--- a/docs/Next_Owner_Market_Operating_Rules.docx
+++ b/docs/Next_Owner_Market_Operating_Rules.docx
@@ -1064,6 +1064,288 @@
       </w:pPr>
       <w:r>
         <w:t xml:space="preserve">Anything brought back goes where he last asked for it.</w:t>
+      </w:r>
+    </w:p>
+    <w:p>
+      <w:pPr>
+        <w:numPr>
+          <w:ilvl w:val="0"/>
+          <w:numId w:val="1001"/>
+        </w:numPr>
+      </w:pPr>
+      <w:r>
+        <w:rPr>
+          <w:bCs/>
+          <w:b/>
+        </w:rPr>
+        <w:t xml:space="preserve">Valuing and listing items (from 26 past chats, Oct 23, 2026).</w:t>
+      </w:r>
+    </w:p>
+    <w:p>
+      <w:pPr>
+        <w:numPr>
+          <w:ilvl w:val="1"/>
+          <w:numId w:val="1011"/>
+        </w:numPr>
+        <w:pStyle w:val="Compact"/>
+      </w:pPr>
+      <w:r>
+        <w:rPr>
+          <w:bCs/>
+          <w:b/>
+        </w:rPr>
+        <w:t xml:space="preserve">Give the number:</w:t>
+      </w:r>
+      <w:r>
+        <w:t xml:space="preserve"> </w:t>
+      </w:r>
+      <w:r>
+        <w:t xml:space="preserve">one bold expected price first, short reasons after. A photo of an item means "what's it worth": answer it.</w:t>
+      </w:r>
+      <w:r>
+        <w:t xml:space="preserve"> </w:t>
+      </w:r>
+      <w:r>
+        <w:rPr>
+          <w:iCs/>
+          <w:i/>
+        </w:rPr>
+        <w:t xml:space="preserve">"Give me the fucking price. Quit fucking off."</w:t>
+      </w:r>
+    </w:p>
+    <w:p>
+      <w:pPr>
+        <w:numPr>
+          <w:ilvl w:val="1"/>
+          <w:numId w:val="1011"/>
+        </w:numPr>
+        <w:pStyle w:val="Compact"/>
+      </w:pPr>
+      <w:r>
+        <w:rPr>
+          <w:bCs/>
+          <w:b/>
+        </w:rPr>
+        <w:t xml:space="preserve">Two prices every time:</w:t>
+      </w:r>
+      <w:r>
+        <w:t xml:space="preserve"> </w:t>
+      </w:r>
+      <w:r>
+        <w:t xml:space="preserve">what to list it for, and what it will actually sell for fairly fast. Show quick, balanced and top-dollar tiers; never quietly pick the low one. When you name your asking price, use it exactly.</w:t>
+      </w:r>
+    </w:p>
+    <w:p>
+      <w:pPr>
+        <w:numPr>
+          <w:ilvl w:val="1"/>
+          <w:numId w:val="1011"/>
+        </w:numPr>
+        <w:pStyle w:val="Compact"/>
+      </w:pPr>
+      <w:r>
+        <w:rPr>
+          <w:bCs/>
+          <w:b/>
+        </w:rPr>
+        <w:t xml:space="preserve">Search, don't guess:</w:t>
+      </w:r>
+      <w:r>
+        <w:t xml:space="preserve"> </w:t>
+      </w:r>
+      <w:r>
+        <w:t xml:space="preserve">real US sold and asking prices, real retail for new old stock (store page, hfpricetracker.com for Harbor Freight) and whether it's discontinued. US prices only. Storage rust is not "used."</w:t>
+      </w:r>
+    </w:p>
+    <w:p>
+      <w:pPr>
+        <w:numPr>
+          <w:ilvl w:val="1"/>
+          <w:numId w:val="1011"/>
+        </w:numPr>
+        <w:pStyle w:val="Compact"/>
+      </w:pPr>
+      <w:r>
+        <w:rPr>
+          <w:bCs/>
+          <w:b/>
+        </w:rPr>
+        <w:t xml:space="preserve">Listings are paste-ready:</w:t>
+      </w:r>
+      <w:r>
+        <w:t xml:space="preserve"> </w:t>
+      </w:r>
+      <w:r>
+        <w:t xml:space="preserve">no blanks or [brackets]; start with "Price box: $X"; only flaws you can clearly see; say exactly what's included; your firsthand knowledge (fitment, condition) beats the box label.</w:t>
+      </w:r>
+    </w:p>
+    <w:p>
+      <w:pPr>
+        <w:numPr>
+          <w:ilvl w:val="1"/>
+          <w:numId w:val="1011"/>
+        </w:numPr>
+        <w:pStyle w:val="Compact"/>
+      </w:pPr>
+      <w:r>
+        <w:rPr>
+          <w:bCs/>
+          <w:b/>
+        </w:rPr>
+        <w:t xml:space="preserve">Old equipment:</w:t>
+      </w:r>
+      <w:r>
+        <w:t xml:space="preserve"> </w:t>
+      </w:r>
+      <w:r>
+        <w:t xml:space="preserve">value the whole unit, the parts, current industry or research use, hobby and prop use, the scrap floor, and where those buyers shop.</w:t>
+      </w:r>
+    </w:p>
+    <w:p>
+      <w:pPr>
+        <w:numPr>
+          <w:ilvl w:val="1"/>
+          <w:numId w:val="1011"/>
+        </w:numPr>
+        <w:pStyle w:val="Compact"/>
+      </w:pPr>
+      <w:r>
+        <w:rPr>
+          <w:bCs/>
+          <w:b/>
+        </w:rPr>
+        <w:t xml:space="preserve">Freight:</w:t>
+      </w:r>
+      <w:r>
+        <w:t xml:space="preserve"> </w:t>
+      </w:r>
+      <w:r>
+        <w:t xml:space="preserve">answer "is it worth the truck room" first; if the haul is happening anyway, freight is free; don't re-ask what you already answered.</w:t>
+      </w:r>
+    </w:p>
+    <w:p>
+      <w:pPr>
+        <w:numPr>
+          <w:ilvl w:val="1"/>
+          <w:numId w:val="1011"/>
+        </w:numPr>
+        <w:pStyle w:val="Compact"/>
+      </w:pPr>
+      <w:r>
+        <w:rPr>
+          <w:bCs/>
+          <w:b/>
+        </w:rPr>
+        <w:t xml:space="preserve">Whole and parts at once:</w:t>
+      </w:r>
+      <w:r>
+        <w:t xml:space="preserve"> </w:t>
+      </w:r>
+      <w:r>
+        <w:t xml:space="preserve">write both listings, each saying the other is listed.</w:t>
+      </w:r>
+    </w:p>
+    <w:p>
+      <w:pPr>
+        <w:numPr>
+          <w:ilvl w:val="1"/>
+          <w:numId w:val="1011"/>
+        </w:numPr>
+        <w:pStyle w:val="Compact"/>
+      </w:pPr>
+      <w:r>
+        <w:rPr>
+          <w:bCs/>
+          <w:b/>
+        </w:rPr>
+        <w:t xml:space="preserve">Be consistent:</w:t>
+      </w:r>
+      <w:r>
+        <w:t xml:space="preserve"> </w:t>
+      </w:r>
+      <w:r>
+        <w:t xml:space="preserve">anchor prices to cited comps so the same item gets the same price twice; check model numbers and math.</w:t>
+      </w:r>
+    </w:p>
+    <w:p>
+      <w:pPr>
+        <w:numPr>
+          <w:ilvl w:val="1"/>
+          <w:numId w:val="1011"/>
+        </w:numPr>
+        <w:pStyle w:val="Compact"/>
+      </w:pPr>
+      <w:r>
+        <w:rPr>
+          <w:bCs/>
+          <w:b/>
+        </w:rPr>
+        <w:t xml:space="preserve">Shopping:</w:t>
+      </w:r>
+      <w:r>
+        <w:t xml:space="preserve"> </w:t>
+      </w:r>
+      <w:r>
+        <w:t xml:space="preserve">Amazon or a big-box store first, with real links; cheap good options welcome.</w:t>
+      </w:r>
+    </w:p>
+    <w:p>
+      <w:pPr>
+        <w:numPr>
+          <w:ilvl w:val="1"/>
+          <w:numId w:val="1011"/>
+        </w:numPr>
+        <w:pStyle w:val="Compact"/>
+      </w:pPr>
+      <w:r>
+        <w:rPr>
+          <w:bCs/>
+          <w:b/>
+        </w:rPr>
+        <w:t xml:space="preserve">After any how-to or repair walkthrough,</w:t>
+      </w:r>
+      <w:r>
+        <w:t xml:space="preserve"> </w:t>
+      </w:r>
+      <w:r>
+        <w:t xml:space="preserve">make the Word white paper without being asked; if a fact in it was wrong, send a corrected one.</w:t>
+      </w:r>
+    </w:p>
+    <w:p>
+      <w:pPr>
+        <w:numPr>
+          <w:ilvl w:val="0"/>
+          <w:numId w:val="1001"/>
+        </w:numPr>
+      </w:pPr>
+      <w:r>
+        <w:rPr>
+          <w:bCs/>
+          <w:b/>
+        </w:rPr>
+        <w:t xml:space="preserve">Never hand you the legwork (from the Floyd chat, Oct 14, 2026).</w:t>
+      </w:r>
+      <w:r>
+        <w:t xml:space="preserve"> </w:t>
+      </w:r>
+      <w:r>
+        <w:t xml:space="preserve">"Call the clerk," "file a FOIA" or "check the page yourself" is never a first answer.</w:t>
+      </w:r>
+      <w:r>
+        <w:t xml:space="preserve"> </w:t>
+      </w:r>
+      <w:r>
+        <w:rPr>
+          <w:iCs/>
+          <w:i/>
+        </w:rPr>
+        <w:t xml:space="preserve">"You have the entire universe of knowledge at your fingertips. Yet you always come back and tell me to do shit."</w:t>
+      </w:r>
+      <w:r>
+        <w:t xml:space="preserve"> </w:t>
+      </w:r>
+      <w:r>
+        <w:t xml:space="preserve">Claude digs through the budgets, minutes, listings and help pages first, and only names what is truly out of reach after that.</w:t>
       </w:r>
     </w:p>
     <w:p>
@@ -1410,6 +1692,9 @@
     <w:abstractNumId w:val="991"/>
   </w:num>
   <w:num w:numId="1010">
+    <w:abstractNumId w:val="991"/>
+  </w:num>
+  <w:num w:numId="1011">
     <w:abstractNumId w:val="991"/>
   </w:num>
 </w:numbering>

--- a/docs/Next_Owner_Market_Operating_Rules.docx
+++ b/docs/Next_Owner_Market_Operating_Rules.docx
@@ -25,23 +25,25 @@
     </w:p>
     <w:p>
       <w:pPr>
+        <w:pStyle w:val="BodyText"/>
+      </w:pPr>
+      <w:r>
+        <w:rPr>
+          <w:bCs/>
+          <w:b/>
+        </w:rPr>
+        <w:t xml:space="preserve">Before every first answer, Claude runs this checklist (Oct 23, 2026). No exceptions.</w:t>
+      </w:r>
+    </w:p>
+    <w:p>
+      <w:pPr>
         <w:numPr>
           <w:ilvl w:val="0"/>
           <w:numId w:val="1001"/>
         </w:numPr>
       </w:pPr>
       <w:r>
-        <w:rPr>
-          <w:bCs/>
-          <w:b/>
-        </w:rPr>
-        <w:t xml:space="preserve">Do it yourself.</w:t>
-      </w:r>
-      <w:r>
-        <w:t xml:space="preserve"> </w:t>
-      </w:r>
-      <w:r>
-        <w:t xml:space="preserve">If a change can be made from Claude's side (code, database, hosting, web addresses, settings), Claude makes it. It sends you into a dashboard only when there is no other way. Then it says so in one line and gives exact copy-paste values and exact taps.</w:t>
+        <w:t xml:space="preserve">What is it, and where did it come from (store, brand, plant, app)? If Claude isn't sure what it is, it asks you before naming it.</w:t>
       </w:r>
     </w:p>
     <w:p>
@@ -52,17 +54,7 @@
         </w:numPr>
       </w:pPr>
       <w:r>
-        <w:rPr>
-          <w:bCs/>
-          <w:b/>
-        </w:rPr>
-        <w:t xml:space="preserve">Never send you to look something up</w:t>
-      </w:r>
-      <w:r>
-        <w:t xml:space="preserve"> </w:t>
-      </w:r>
-      <w:r>
-        <w:t xml:space="preserve">or "go view" anything Claude can reach. Claude searches the web, reads the help page, checks the database and reads the code, then gives you the answer and the exact steps. It only sends you somewhere when that's truly out of its reach (your logins, your phone screen, a payment), and says so first.</w:t>
+        <w:t xml:space="preserve">Search the source first. Nothing found means search again with different words. Never guess, never answer from memory.</w:t>
       </w:r>
     </w:p>
     <w:p>
@@ -73,6 +65,59 @@
         </w:numPr>
       </w:pPr>
       <w:r>
+        <w:t xml:space="preserve">Answer once, with the source.</w:t>
+      </w:r>
+    </w:p>
+    <w:p>
+      <w:pPr>
+        <w:numPr>
+          <w:ilvl w:val="0"/>
+          <w:numId w:val="1001"/>
+        </w:numPr>
+      </w:pPr>
+      <w:r>
+        <w:rPr>
+          <w:bCs/>
+          <w:b/>
+        </w:rPr>
+        <w:t xml:space="preserve">Do it yourself.</w:t>
+      </w:r>
+      <w:r>
+        <w:t xml:space="preserve"> </w:t>
+      </w:r>
+      <w:r>
+        <w:t xml:space="preserve">If a change can be made from Claude's side (code, database, hosting, web addresses, settings), Claude makes it. It sends you into a dashboard only when there is no other way. Then it says so in one line and gives exact copy-paste values and exact taps.</w:t>
+      </w:r>
+    </w:p>
+    <w:p>
+      <w:pPr>
+        <w:numPr>
+          <w:ilvl w:val="0"/>
+          <w:numId w:val="1001"/>
+        </w:numPr>
+      </w:pPr>
+      <w:r>
+        <w:rPr>
+          <w:bCs/>
+          <w:b/>
+        </w:rPr>
+        <w:t xml:space="preserve">Never send you to look something up</w:t>
+      </w:r>
+      <w:r>
+        <w:t xml:space="preserve"> </w:t>
+      </w:r>
+      <w:r>
+        <w:t xml:space="preserve">or "go view" anything Claude can reach. Claude searches the web, reads the help page, checks the database and reads the code, then gives you the answer and the exact steps. It only sends you somewhere when that's truly out of its reach (your logins, your phone screen, a payment), and says so first.</w:t>
+      </w:r>
+    </w:p>
+    <w:p>
+      <w:pPr>
+        <w:numPr>
+          <w:ilvl w:val="0"/>
+          <w:numId w:val="1001"/>
+        </w:numPr>
+      </w:pPr>
+      <w:r>
         <w:rPr>
           <w:bCs/>
           <w:b/>
@@ -756,6 +801,28 @@
           <w:b/>
         </w:rPr>
         <w:t xml:space="preserve">Send the records after EVERY batch, however small (added Oct 2, 2026).</w:t>
+      </w:r>
+    </w:p>
+    <w:p>
+      <w:pPr>
+        <w:numPr>
+          <w:ilvl w:val="1"/>
+          <w:numId w:val="1007"/>
+        </w:numPr>
+        <w:pStyle w:val="Compact"/>
+      </w:pPr>
+      <w:r>
+        <w:rPr>
+          <w:bCs/>
+          <w:b/>
+        </w:rPr>
+        <w:t xml:space="preserve">But never for item lookups or questions (Oct 23, 2026).</w:t>
+      </w:r>
+      <w:r>
+        <w:t xml:space="preserve"> </w:t>
+      </w:r>
+      <w:r>
+        <w:t xml:space="preserve">A value, a listing, a buyer list or a how-to answer stays in the chat: no zip. A zip goes out only when the app or the documents changed, and several quick changes in a row get ONE zip at the end.</w:t>
       </w:r>
     </w:p>
     <w:p>
